--- a/ToDo-Applikation.docx
+++ b/ToDo-Applikation.docx
@@ -54,31 +54,6 @@
       </w:r>
     </w:p>
     <w:p/>
-    <w:p>
-      <w:pPr>
-        <w:rPr>
-          <w:b/>
-          <w:bCs/>
-        </w:rPr>
-      </w:pPr>
-      <w:r>
-        <w:rPr>
-          <w:b/>
-          <w:bCs/>
-        </w:rPr>
-        <w:t>1. Ziel der Arbeit</w:t>
-      </w:r>
-    </w:p>
-    <w:p>
-      <w:r>
-        <w:t>Das Ziel dieser Arbeit war es, eine vorhandene Node.js-ToDo-Applikation mit Git und GitHub zu verwalten und anschliessend mit Docker in einem Container zum Laufen zu bringen.</w:t>
-      </w:r>
-    </w:p>
-    <w:p>
-      <w:r>
-        <w:t>Dabei wurde das Projekt zuerst lokal eingerichtet und getestet. Danach wurde die Anwendung für Docker vorbereitet und in einem Docker-Container gestartet.</w:t>
-      </w:r>
-    </w:p>
     <w:p/>
     <w:p>
       <w:pPr>
@@ -92,13 +67,13 @@
           <w:noProof/>
         </w:rPr>
         <w:drawing>
-          <wp:anchor distT="0" distB="0" distL="114300" distR="114300" simplePos="0" relativeHeight="251658240" behindDoc="1" locked="0" layoutInCell="1" allowOverlap="1" wp14:anchorId="0CF69CAC" wp14:editId="3EF7A7AB">
+          <wp:anchor distT="0" distB="0" distL="114300" distR="114300" simplePos="0" relativeHeight="251658240" behindDoc="1" locked="0" layoutInCell="1" allowOverlap="1" wp14:anchorId="0CF69CAC" wp14:editId="3AF76026">
             <wp:simplePos x="0" y="0"/>
             <wp:positionH relativeFrom="column">
-              <wp:posOffset>4276725</wp:posOffset>
+              <wp:posOffset>4192836</wp:posOffset>
             </wp:positionH>
             <wp:positionV relativeFrom="page">
-              <wp:posOffset>4283710</wp:posOffset>
+              <wp:posOffset>2673024</wp:posOffset>
             </wp:positionV>
             <wp:extent cx="1819910" cy="2213610"/>
             <wp:effectExtent l="0" t="0" r="8890" b="0"/>
@@ -167,12 +142,27 @@
           <w:b/>
           <w:bCs/>
         </w:rPr>
-        <w:t>2. Repository klonen</w:t>
-      </w:r>
-    </w:p>
-    <w:p>
-      <w:r>
-        <w:t>Als erstes wurde das vorgegebene GitHub-Repository geforkt.</w:t>
+        <w:t>1</w:t>
+      </w:r>
+      <w:r>
+        <w:rPr>
+          <w:b/>
+          <w:bCs/>
+        </w:rPr>
+        <w:t>. Repository klonen</w:t>
+      </w:r>
+    </w:p>
+    <w:p>
+      <w:r>
+        <w:t xml:space="preserve">Als erstes wurde das vorgegebene GitHub-Repository </w:t>
+      </w:r>
+      <w:proofErr w:type="spellStart"/>
+      <w:r>
+        <w:t>geforkt</w:t>
+      </w:r>
+      <w:proofErr w:type="spellEnd"/>
+      <w:r>
+        <w:t>.</w:t>
       </w:r>
     </w:p>
     <w:p>
@@ -187,12 +177,30 @@
     </w:p>
     <w:p>
       <w:r>
-        <w:t xml:space="preserve">Das Projekt enthielt unter anderem den Ordner src, den Ordner spec, die Datei </w:t>
-      </w:r>
+        <w:t xml:space="preserve">Das Projekt enthielt unter anderem den Ordner </w:t>
+      </w:r>
+      <w:proofErr w:type="spellStart"/>
+      <w:r>
+        <w:t>src</w:t>
+      </w:r>
+      <w:proofErr w:type="spellEnd"/>
+      <w:r>
+        <w:t xml:space="preserve">, den Ordner </w:t>
+      </w:r>
+      <w:proofErr w:type="spellStart"/>
+      <w:r>
+        <w:t>spec</w:t>
+      </w:r>
+      <w:proofErr w:type="spellEnd"/>
+      <w:r>
+        <w:t xml:space="preserve">, die Datei </w:t>
+      </w:r>
+      <w:proofErr w:type="spellStart"/>
       <w:proofErr w:type="gramStart"/>
       <w:r>
         <w:t>package.json</w:t>
       </w:r>
+      <w:proofErr w:type="spellEnd"/>
       <w:proofErr w:type="gramEnd"/>
       <w:r>
         <w:t xml:space="preserve"> und weitere Dateien.</w:t>
@@ -211,8 +219,24 @@
           <w:b/>
           <w:bCs/>
         </w:rPr>
-        <w:t>3. Node.js und npm</w:t>
-      </w:r>
+        <w:t>2</w:t>
+      </w:r>
+      <w:r>
+        <w:rPr>
+          <w:b/>
+          <w:bCs/>
+        </w:rPr>
+        <w:t xml:space="preserve">. Node.js und </w:t>
+      </w:r>
+      <w:proofErr w:type="spellStart"/>
+      <w:r>
+        <w:rPr>
+          <w:b/>
+          <w:bCs/>
+        </w:rPr>
+        <w:t>npm</w:t>
+      </w:r>
+      <w:proofErr w:type="spellEnd"/>
     </w:p>
     <w:p>
       <w:r>
@@ -221,7 +245,15 @@
     </w:p>
     <w:p>
       <w:r>
-        <w:t>Zuerst wurde überprüft, ob Node.js und npm funktionieren.</w:t>
+        <w:t xml:space="preserve">Zuerst wurde überprüft, ob Node.js und </w:t>
+      </w:r>
+      <w:proofErr w:type="spellStart"/>
+      <w:r>
+        <w:t>npm</w:t>
+      </w:r>
+      <w:proofErr w:type="spellEnd"/>
+      <w:r>
+        <w:t xml:space="preserve"> funktionieren.</w:t>
       </w:r>
     </w:p>
     <w:p>
@@ -230,9 +262,19 @@
       </w:r>
     </w:p>
     <w:p>
-      <w:r>
-        <w:t>npm install</w:t>
-      </w:r>
+      <w:proofErr w:type="spellStart"/>
+      <w:r>
+        <w:t>npm</w:t>
+      </w:r>
+      <w:proofErr w:type="spellEnd"/>
+      <w:r>
+        <w:t xml:space="preserve"> </w:t>
+      </w:r>
+      <w:proofErr w:type="spellStart"/>
+      <w:r>
+        <w:t>install</w:t>
+      </w:r>
+      <w:proofErr w:type="spellEnd"/>
     </w:p>
     <w:p>
       <w:r>
@@ -309,13 +351,60 @@
           <w:bCs/>
         </w:rPr>
       </w:pPr>
+    </w:p>
+    <w:p>
+      <w:pPr>
+        <w:rPr>
+          <w:b/>
+          <w:bCs/>
+        </w:rPr>
+      </w:pPr>
+    </w:p>
+    <w:p>
+      <w:pPr>
+        <w:rPr>
+          <w:b/>
+          <w:bCs/>
+        </w:rPr>
+      </w:pPr>
+    </w:p>
+    <w:p>
+      <w:pPr>
+        <w:rPr>
+          <w:b/>
+          <w:bCs/>
+        </w:rPr>
+      </w:pPr>
+    </w:p>
+    <w:p>
+      <w:pPr>
+        <w:rPr>
+          <w:b/>
+          <w:bCs/>
+        </w:rPr>
+      </w:pPr>
+    </w:p>
+    <w:p>
+      <w:pPr>
+        <w:rPr>
+          <w:b/>
+          <w:bCs/>
+        </w:rPr>
+      </w:pPr>
       <w:r>
         <w:rPr>
           <w:b/>
           <w:bCs/>
         </w:rPr>
         <w:lastRenderedPageBreak/>
-        <w:t>4. ToDo-Applikation testen</w:t>
+        <w:t>3</w:t>
+      </w:r>
+      <w:r>
+        <w:rPr>
+          <w:b/>
+          <w:bCs/>
+        </w:rPr>
+        <w:t>. ToDo-Applikation testen</w:t>
       </w:r>
     </w:p>
     <w:p>
@@ -324,9 +413,27 @@
       </w:r>
     </w:p>
     <w:p>
-      <w:r>
-        <w:t>npm run dev</w:t>
-      </w:r>
+      <w:proofErr w:type="spellStart"/>
+      <w:r>
+        <w:t>npm</w:t>
+      </w:r>
+      <w:proofErr w:type="spellEnd"/>
+      <w:r>
+        <w:t xml:space="preserve"> </w:t>
+      </w:r>
+      <w:proofErr w:type="spellStart"/>
+      <w:r>
+        <w:t>run</w:t>
+      </w:r>
+      <w:proofErr w:type="spellEnd"/>
+      <w:r>
+        <w:t xml:space="preserve"> </w:t>
+      </w:r>
+      <w:proofErr w:type="spellStart"/>
+      <w:r>
+        <w:t>dev</w:t>
+      </w:r>
+      <w:proofErr w:type="spellEnd"/>
     </w:p>
     <w:p>
       <w:r>
@@ -410,7 +517,7 @@
           <w:noProof/>
         </w:rPr>
         <w:drawing>
-          <wp:anchor distT="0" distB="0" distL="114300" distR="114300" simplePos="0" relativeHeight="251659264" behindDoc="1" locked="0" layoutInCell="1" allowOverlap="1" wp14:anchorId="7798C377" wp14:editId="3C5FAD8A">
+          <wp:anchor distT="0" distB="0" distL="114300" distR="114300" simplePos="0" relativeHeight="251659264" behindDoc="1" locked="0" layoutInCell="1" allowOverlap="1" wp14:anchorId="7798C377" wp14:editId="5B6D4965">
             <wp:simplePos x="0" y="0"/>
             <wp:positionH relativeFrom="column">
               <wp:posOffset>2915705</wp:posOffset>
@@ -501,7 +608,14 @@
           <w:b/>
           <w:bCs/>
         </w:rPr>
-        <w:t>5. README.md</w:t>
+        <w:t>4</w:t>
+      </w:r>
+      <w:r>
+        <w:rPr>
+          <w:b/>
+          <w:bCs/>
+        </w:rPr>
+        <w:t>. README.md</w:t>
       </w:r>
     </w:p>
     <w:p>
@@ -624,7 +738,14 @@
           <w:b/>
           <w:bCs/>
         </w:rPr>
-        <w:t>6. Docker vorbereiten</w:t>
+        <w:t>5</w:t>
+      </w:r>
+      <w:r>
+        <w:rPr>
+          <w:b/>
+          <w:bCs/>
+        </w:rPr>
+        <w:t>. Docker vorbereiten</w:t>
       </w:r>
     </w:p>
     <w:p>
@@ -634,7 +755,15 @@
     </w:p>
     <w:p>
       <w:r>
-        <w:t>Zuerst wurde überprüft, ob Docker und Docker Compose installiert sind.</w:t>
+        <w:t xml:space="preserve">Zuerst wurde überprüft, ob Docker und Docker </w:t>
+      </w:r>
+      <w:proofErr w:type="spellStart"/>
+      <w:r>
+        <w:t>Compose</w:t>
+      </w:r>
+      <w:proofErr w:type="spellEnd"/>
+      <w:r>
+        <w:t xml:space="preserve"> installiert sind.</w:t>
       </w:r>
     </w:p>
     <w:p>
@@ -649,9 +778,11 @@
           <w:numId w:val="1"/>
         </w:numPr>
       </w:pPr>
+      <w:proofErr w:type="spellStart"/>
       <w:r>
         <w:t>Dockerfile</w:t>
       </w:r>
+      <w:proofErr w:type="spellEnd"/>
     </w:p>
     <w:p>
       <w:pPr>
@@ -662,13 +793,26 @@
       </w:pPr>
       <w:proofErr w:type="gramStart"/>
       <w:r>
-        <w:t>.dockerignore</w:t>
-      </w:r>
+        <w:t>.</w:t>
+      </w:r>
+      <w:proofErr w:type="spellStart"/>
+      <w:r>
+        <w:t>dockerignore</w:t>
+      </w:r>
+      <w:proofErr w:type="spellEnd"/>
       <w:proofErr w:type="gramEnd"/>
     </w:p>
     <w:p>
       <w:r>
-        <w:t>In der Dockerfile wurde festgelegt, welches Node.js-Image verwendet wird, in welchem Ordner die Anwendung liegt und wie die Anwendung gestartet wird.</w:t>
+        <w:t xml:space="preserve">In der </w:t>
+      </w:r>
+      <w:proofErr w:type="spellStart"/>
+      <w:r>
+        <w:t>Dockerfile</w:t>
+      </w:r>
+      <w:proofErr w:type="spellEnd"/>
+      <w:r>
+        <w:t xml:space="preserve"> wurde festgelegt, welches Node.js-Image verwendet wird, in welchem Ordner die Anwendung liegt und wie die Anwendung gestartet wird.</w:t>
       </w:r>
     </w:p>
     <w:p>
@@ -677,8 +821,13 @@
       </w:r>
       <w:proofErr w:type="gramStart"/>
       <w:r>
-        <w:t>der .dockerignore</w:t>
-      </w:r>
+        <w:t>der .</w:t>
+      </w:r>
+      <w:proofErr w:type="spellStart"/>
+      <w:r>
+        <w:t>dockerignore</w:t>
+      </w:r>
+      <w:proofErr w:type="spellEnd"/>
       <w:proofErr w:type="gramEnd"/>
       <w:r>
         <w:t xml:space="preserve"> wurde festgelegt, welche Dateien nicht in das Docker-Image übernommen werden sollen.</w:t>
@@ -697,7 +846,14 @@
           <w:b/>
           <w:bCs/>
         </w:rPr>
-        <w:t>7. Docker Image erstellen</w:t>
+        <w:t>6</w:t>
+      </w:r>
+      <w:r>
+        <w:rPr>
+          <w:b/>
+          <w:bCs/>
+        </w:rPr>
+        <w:t>. Docker Image erstellen</w:t>
       </w:r>
     </w:p>
     <w:p>
@@ -711,8 +867,29 @@
       </w:r>
     </w:p>
     <w:p>
-      <w:r>
-        <w:t>docker build -t todo-</w:t>
+      <w:proofErr w:type="spellStart"/>
+      <w:r>
+        <w:t>docker</w:t>
+      </w:r>
+      <w:proofErr w:type="spellEnd"/>
+      <w:r>
+        <w:t xml:space="preserve"> </w:t>
+      </w:r>
+      <w:proofErr w:type="spellStart"/>
+      <w:r>
+        <w:t>build</w:t>
+      </w:r>
+      <w:proofErr w:type="spellEnd"/>
+      <w:r>
+        <w:t xml:space="preserve"> -t </w:t>
+      </w:r>
+      <w:proofErr w:type="spellStart"/>
+      <w:r>
+        <w:t>todo</w:t>
+      </w:r>
+      <w:proofErr w:type="spellEnd"/>
+      <w:r>
+        <w:t>-</w:t>
       </w:r>
       <w:proofErr w:type="gramStart"/>
       <w:r>
@@ -829,7 +1006,14 @@
           <w:bCs/>
         </w:rPr>
         <w:lastRenderedPageBreak/>
-        <w:t>8. Docker Container starten</w:t>
+        <w:t>7</w:t>
+      </w:r>
+      <w:r>
+        <w:rPr>
+          <w:b/>
+          <w:bCs/>
+        </w:rPr>
+        <w:t>. Docker Container starten</w:t>
       </w:r>
     </w:p>
     <w:p>
@@ -838,8 +1022,29 @@
       </w:r>
     </w:p>
     <w:p>
-      <w:r>
-        <w:t>docker run -p 3000:3000 todo-app</w:t>
+      <w:proofErr w:type="spellStart"/>
+      <w:r>
+        <w:t>docker</w:t>
+      </w:r>
+      <w:proofErr w:type="spellEnd"/>
+      <w:r>
+        <w:t xml:space="preserve"> </w:t>
+      </w:r>
+      <w:proofErr w:type="spellStart"/>
+      <w:r>
+        <w:t>run</w:t>
+      </w:r>
+      <w:proofErr w:type="spellEnd"/>
+      <w:r>
+        <w:t xml:space="preserve"> -p 3000:3000 </w:t>
+      </w:r>
+      <w:proofErr w:type="spellStart"/>
+      <w:r>
+        <w:t>todo</w:t>
+      </w:r>
+      <w:proofErr w:type="spellEnd"/>
+      <w:r>
+        <w:t>-app</w:t>
       </w:r>
     </w:p>
     <w:p>
@@ -1010,7 +1215,14 @@
           <w:bCs/>
         </w:rPr>
         <w:lastRenderedPageBreak/>
-        <w:t>9. Git verwenden</w:t>
+        <w:t>8</w:t>
+      </w:r>
+      <w:r>
+        <w:rPr>
+          <w:b/>
+          <w:bCs/>
+        </w:rPr>
+        <w:t>. Git verwenden</w:t>
       </w:r>
     </w:p>
     <w:p>
@@ -1019,9 +1231,19 @@
       </w:r>
     </w:p>
     <w:p>
-      <w:r>
-        <w:t>git status</w:t>
-      </w:r>
+      <w:proofErr w:type="spellStart"/>
+      <w:r>
+        <w:t>git</w:t>
+      </w:r>
+      <w:proofErr w:type="spellEnd"/>
+      <w:r>
+        <w:t xml:space="preserve"> </w:t>
+      </w:r>
+      <w:proofErr w:type="spellStart"/>
+      <w:r>
+        <w:t>status</w:t>
+      </w:r>
+      <w:proofErr w:type="spellEnd"/>
     </w:p>
     <w:p>
       <w:r>
@@ -1039,12 +1261,22 @@
       </w:r>
     </w:p>
     <w:p>
-      <w:r>
-        <w:t xml:space="preserve">git </w:t>
-      </w:r>
+      <w:proofErr w:type="spellStart"/>
+      <w:r>
+        <w:t>git</w:t>
+      </w:r>
+      <w:proofErr w:type="spellEnd"/>
+      <w:r>
+        <w:t xml:space="preserve"> </w:t>
+      </w:r>
+      <w:proofErr w:type="spellStart"/>
       <w:proofErr w:type="gramStart"/>
       <w:r>
-        <w:t>add .</w:t>
+        <w:t>add</w:t>
+      </w:r>
+      <w:proofErr w:type="spellEnd"/>
+      <w:r>
+        <w:t xml:space="preserve"> .</w:t>
       </w:r>
       <w:proofErr w:type="gramEnd"/>
     </w:p>
@@ -1054,8 +1286,21 @@
       </w:r>
     </w:p>
     <w:p>
-      <w:r>
-        <w:t>git commit -m "Docker hinzufügen"</w:t>
+      <w:proofErr w:type="spellStart"/>
+      <w:r>
+        <w:t>git</w:t>
+      </w:r>
+      <w:proofErr w:type="spellEnd"/>
+      <w:r>
+        <w:t xml:space="preserve"> </w:t>
+      </w:r>
+      <w:proofErr w:type="spellStart"/>
+      <w:r>
+        <w:t>commit</w:t>
+      </w:r>
+      <w:proofErr w:type="spellEnd"/>
+      <w:r>
+        <w:t xml:space="preserve"> -m "Docker hinzufügen"</w:t>
       </w:r>
     </w:p>
     <w:p>
@@ -1064,8 +1309,13 @@
       </w:r>
     </w:p>
     <w:p>
-      <w:r>
-        <w:t>git push</w:t>
+      <w:proofErr w:type="spellStart"/>
+      <w:r>
+        <w:t>git</w:t>
+      </w:r>
+      <w:proofErr w:type="spellEnd"/>
+      <w:r>
+        <w:t xml:space="preserve"> push</w:t>
       </w:r>
     </w:p>
     <w:p>
